--- a/templates/rental-contract.docx
+++ b/templates/rental-contract.docx
@@ -139,7 +139,7 @@
     <w:p>
       <w:r>
         <w:rPr/>
-        <w:t xml:space="preserve">Term: {term_months} months</w:t>
+        <w:t xml:space="preserve">Minimum return: {term_months} months</w:t>
       </w:r>
     </w:p>
     <w:p>
